--- a/ai_14/maksym_chernykhivskyi/epic_2/epic_2_report_maksym_chernykhivskyi.docx
+++ b/ai_14/maksym_chernykhivskyi/epic_2/epic_2_report_maksym_chernykhivskyi.docx
@@ -4384,33 +4384,22 @@
     <w:p>
       <w:pPr>
         <w:spacing w:after="0" w:line="240" w:lineRule="auto"/>
+        <w:jc w:val="center"/>
+        <w:rPr>
+          <w:rFonts w:ascii="Times New Roman" w:eastAsia="Times New Roman" w:hAnsi="Times New Roman" w:cs="Times New Roman"/>
+          <w:sz w:val="24"/>
+          <w:szCs w:val="24"/>
+          <w:lang w:val="en-US"/>
+        </w:rPr>
+      </w:pPr>
+      <w:r>
         <w:rPr>
           <w:rFonts w:ascii="Times New Roman" w:eastAsia="Times New Roman" w:hAnsi="Times New Roman" w:cs="Times New Roman"/>
           <w:sz w:val="24"/>
           <w:szCs w:val="24"/>
           <w:lang w:val="uk-UA"/>
         </w:rPr>
-      </w:pPr>
-    </w:p>
-    <w:p>
-      <w:pPr>
-        <w:spacing w:after="0" w:line="240" w:lineRule="auto"/>
-        <w:jc w:val="center"/>
-        <w:rPr>
-          <w:rFonts w:ascii="Times New Roman" w:eastAsia="Times New Roman" w:hAnsi="Times New Roman" w:cs="Times New Roman"/>
-          <w:sz w:val="24"/>
-          <w:szCs w:val="24"/>
-          <w:lang w:val="uk-UA"/>
-        </w:rPr>
-      </w:pPr>
-      <w:r>
-        <w:rPr>
-          <w:rFonts w:ascii="Times New Roman" w:eastAsia="Times New Roman" w:hAnsi="Times New Roman" w:cs="Times New Roman"/>
-          <w:sz w:val="24"/>
-          <w:szCs w:val="24"/>
-          <w:lang w:val="uk-UA"/>
-        </w:rPr>
-        <w:object w:dxaOrig="1520" w:dyaOrig="985" w14:anchorId="02B8A600">
+        <w:object w:dxaOrig="1520" w:dyaOrig="985" w14:anchorId="37BEB7B5">
           <v:shapetype id="_x0000_t75" coordsize="21600,21600" o:spt="75" o:preferrelative="t" path="m@4@5l@4@11@9@11@9@5xe" filled="f" stroked="f">
             <v:stroke joinstyle="miter"/>
             <v:formulas>
@@ -4430,10 +4419,10 @@
             <v:path o:extrusionok="f" gradientshapeok="t" o:connecttype="rect"/>
             <o:lock v:ext="edit" aspectratio="t"/>
           </v:shapetype>
-          <v:shape id="_x0000_i1025" type="#_x0000_t75" style="width:76.2pt;height:49.2pt" o:ole="">
+          <v:shape id="_x0000_i1027" type="#_x0000_t75" style="width:76.2pt;height:49.2pt" o:ole="">
             <v:imagedata r:id="rId13" o:title=""/>
           </v:shape>
-          <o:OLEObject Type="Embed" ProgID="Package" ShapeID="_x0000_i1025" DrawAspect="Icon" ObjectID="_1852645199" r:id="rId14"/>
+          <o:OLEObject Type="Embed" ProgID="Package" ShapeID="_x0000_i1027" DrawAspect="Icon" ObjectID="_1852657966" r:id="rId14"/>
         </w:object>
       </w:r>
     </w:p>
@@ -28149,27 +28138,7 @@
           <w:sz w:val="21"/>
           <w:szCs w:val="21"/>
         </w:rPr>
-        <w:t xml:space="preserve"> </w:t>
-      </w:r>
-      <w:proofErr w:type="spellStart"/>
-      <w:r>
-        <w:rPr>
-          <w:rFonts w:ascii="Courier New" w:eastAsia="Courier New" w:hAnsi="Courier New" w:cs="Courier New"/>
-          <w:color w:val="C9D1D9"/>
-          <w:sz w:val="21"/>
-          <w:szCs w:val="21"/>
-        </w:rPr>
-        <w:t>grade</w:t>
-      </w:r>
-      <w:proofErr w:type="spellEnd"/>
-      <w:r>
-        <w:rPr>
-          <w:rFonts w:ascii="Courier New" w:eastAsia="Courier New" w:hAnsi="Courier New" w:cs="Courier New"/>
-          <w:color w:val="C9D1D9"/>
-          <w:sz w:val="21"/>
-          <w:szCs w:val="21"/>
-        </w:rPr>
-        <w:t>;</w:t>
+        <w:t xml:space="preserve"> grade;</w:t>
       </w:r>
     </w:p>
     <w:p>

--- a/ai_14/maksym_chernykhivskyi/epic_2/epic_2_report_maksym_chernykhivskyi.docx
+++ b/ai_14/maksym_chernykhivskyi/epic_2/epic_2_report_maksym_chernykhivskyi.docx
@@ -4383,7 +4383,22 @@
     </w:p>
     <w:p>
       <w:pPr>
+        <w:numPr>
+          <w:ilvl w:val="0"/>
+          <w:numId w:val="3"/>
+        </w:numPr>
         <w:spacing w:after="0" w:line="240" w:lineRule="auto"/>
+        <w:rPr>
+          <w:rFonts w:ascii="Times New Roman" w:eastAsia="Times New Roman" w:hAnsi="Times New Roman" w:cs="Times New Roman"/>
+          <w:sz w:val="24"/>
+          <w:szCs w:val="24"/>
+        </w:rPr>
+      </w:pPr>
+    </w:p>
+    <w:p>
+      <w:pPr>
+        <w:spacing w:after="0" w:line="240" w:lineRule="auto"/>
+        <w:ind w:left="720"/>
         <w:jc w:val="center"/>
         <w:rPr>
           <w:rFonts w:ascii="Times New Roman" w:eastAsia="Times New Roman" w:hAnsi="Times New Roman" w:cs="Times New Roman"/>
@@ -4397,9 +4412,8 @@
           <w:rFonts w:ascii="Times New Roman" w:eastAsia="Times New Roman" w:hAnsi="Times New Roman" w:cs="Times New Roman"/>
           <w:sz w:val="24"/>
           <w:szCs w:val="24"/>
-          <w:lang w:val="uk-UA"/>
-        </w:rPr>
-        <w:object w:dxaOrig="1520" w:dyaOrig="985" w14:anchorId="37BEB7B5">
+        </w:rPr>
+        <w:object w:dxaOrig="1520" w:dyaOrig="985" w14:anchorId="4E2E7F06">
           <v:shapetype id="_x0000_t75" coordsize="21600,21600" o:spt="75" o:preferrelative="t" path="m@4@5l@4@11@9@11@9@5xe" filled="f" stroked="f">
             <v:stroke joinstyle="miter"/>
             <v:formulas>
@@ -4422,7 +4436,7 @@
           <v:shape id="_x0000_i1027" type="#_x0000_t75" style="width:76.2pt;height:49.2pt" o:ole="">
             <v:imagedata r:id="rId13" o:title=""/>
           </v:shape>
-          <o:OLEObject Type="Embed" ProgID="Package" ShapeID="_x0000_i1027" DrawAspect="Icon" ObjectID="_1852657966" r:id="rId14"/>
+          <o:OLEObject Type="Embed" ProgID="Package" ShapeID="_x0000_i1027" DrawAspect="Icon" ObjectID="_1852775746" r:id="rId14"/>
         </w:object>
       </w:r>
     </w:p>
@@ -5291,6 +5305,7 @@
           <w:b/>
           <w:bCs/>
           <w:color w:val="000000"/>
+          <w:lang w:val="en-US"/>
         </w:rPr>
       </w:pPr>
       <w:r>
@@ -5315,46 +5330,6 @@
     </w:p>
     <w:p>
       <w:pPr>
-        <w:pBdr>
-          <w:top w:val="nil"/>
-          <w:left w:val="nil"/>
-          <w:bottom w:val="nil"/>
-          <w:right w:val="nil"/>
-          <w:between w:val="nil"/>
-        </w:pBdr>
-        <w:rPr>
-          <w:rFonts w:ascii="Times New Roman" w:eastAsia="Times New Roman" w:hAnsi="Times New Roman" w:cs="Times New Roman"/>
-          <w:sz w:val="24"/>
-          <w:szCs w:val="24"/>
-        </w:rPr>
-      </w:pPr>
-      <w:r>
-        <w:rPr>
-          <w:rFonts w:ascii="Times New Roman" w:eastAsia="Times New Roman" w:hAnsi="Times New Roman" w:cs="Times New Roman"/>
-          <w:sz w:val="24"/>
-          <w:szCs w:val="24"/>
-        </w:rPr>
-        <w:t>Завдання №1 Автономність портативної зарядної станції</w:t>
-      </w:r>
-    </w:p>
-    <w:p>
-      <w:pPr>
-        <w:pBdr>
-          <w:top w:val="nil"/>
-          <w:left w:val="nil"/>
-          <w:bottom w:val="nil"/>
-          <w:right w:val="nil"/>
-          <w:between w:val="nil"/>
-        </w:pBdr>
-        <w:rPr>
-          <w:rFonts w:ascii="Times New Roman" w:eastAsia="Times New Roman" w:hAnsi="Times New Roman" w:cs="Times New Roman"/>
-          <w:sz w:val="24"/>
-          <w:szCs w:val="24"/>
-        </w:rPr>
-      </w:pPr>
-    </w:p>
-    <w:p>
-      <w:pPr>
         <w:spacing w:after="0"/>
         <w:rPr>
           <w:color w:val="000000"/>
@@ -8024,7 +7999,6 @@
           <w:sz w:val="21"/>
           <w:szCs w:val="21"/>
         </w:rPr>
-        <w:lastRenderedPageBreak/>
         <w:t xml:space="preserve">    </w:t>
       </w:r>
       <w:proofErr w:type="spellStart"/>
@@ -8576,6 +8550,7 @@
           <w:sz w:val="21"/>
           <w:szCs w:val="21"/>
         </w:rPr>
+        <w:lastRenderedPageBreak/>
         <w:t xml:space="preserve">    }</w:t>
       </w:r>
       <w:r>
@@ -11647,7 +11622,6 @@
           <w:sz w:val="21"/>
           <w:szCs w:val="21"/>
         </w:rPr>
-        <w:lastRenderedPageBreak/>
         <w:t xml:space="preserve">            </w:t>
       </w:r>
       <w:proofErr w:type="spellStart"/>
@@ -11866,6 +11840,7 @@
           <w:sz w:val="21"/>
           <w:szCs w:val="21"/>
         </w:rPr>
+        <w:lastRenderedPageBreak/>
         <w:t xml:space="preserve">            </w:t>
       </w:r>
       <w:proofErr w:type="spellStart"/>
@@ -14472,7 +14447,6 @@
           <w:sz w:val="21"/>
           <w:szCs w:val="21"/>
         </w:rPr>
-        <w:lastRenderedPageBreak/>
         <w:t xml:space="preserve">    </w:t>
       </w:r>
       <w:proofErr w:type="spellStart"/>
@@ -15042,6 +15016,7 @@
           <w:sz w:val="21"/>
           <w:szCs w:val="21"/>
         </w:rPr>
+        <w:lastRenderedPageBreak/>
         <w:t xml:space="preserve">    </w:t>
       </w:r>
       <w:proofErr w:type="spellStart"/>
@@ -18212,7 +18187,6 @@
           <w:sz w:val="21"/>
           <w:szCs w:val="21"/>
         </w:rPr>
-        <w:lastRenderedPageBreak/>
         <w:t xml:space="preserve">    </w:t>
       </w:r>
       <w:r>
@@ -18683,6 +18657,7 @@
           <w:sz w:val="21"/>
           <w:szCs w:val="21"/>
         </w:rPr>
+        <w:lastRenderedPageBreak/>
         <w:t xml:space="preserve">    </w:t>
       </w:r>
       <w:proofErr w:type="spellStart"/>
@@ -20936,6 +20911,7 @@
           <w:sz w:val="21"/>
           <w:szCs w:val="21"/>
         </w:rPr>
+        <w:lastRenderedPageBreak/>
         <w:t xml:space="preserve">        // Відпилювання ніжок</w:t>
       </w:r>
     </w:p>

--- a/ai_14/maksym_chernykhivskyi/epic_2/epic_2_report_maksym_chernykhivskyi.docx
+++ b/ai_14/maksym_chernykhivskyi/epic_2/epic_2_report_maksym_chernykhivskyi.docx
@@ -4404,40 +4404,248 @@
           <w:rFonts w:ascii="Times New Roman" w:eastAsia="Times New Roman" w:hAnsi="Times New Roman" w:cs="Times New Roman"/>
           <w:sz w:val="24"/>
           <w:szCs w:val="24"/>
+          <w:lang w:val="uk-UA"/>
+        </w:rPr>
+      </w:pPr>
+      <w:r>
+        <w:rPr>
+          <w:rFonts w:ascii="Times New Roman" w:eastAsia="Times New Roman" w:hAnsi="Times New Roman" w:cs="Times New Roman"/>
+          <w:sz w:val="24"/>
+          <w:szCs w:val="24"/>
           <w:lang w:val="en-US"/>
         </w:rPr>
-      </w:pPr>
-      <w:r>
-        <w:rPr>
-          <w:rFonts w:ascii="Times New Roman" w:eastAsia="Times New Roman" w:hAnsi="Times New Roman" w:cs="Times New Roman"/>
-          <w:sz w:val="24"/>
-          <w:szCs w:val="24"/>
-        </w:rPr>
-        <w:object w:dxaOrig="1520" w:dyaOrig="985" w14:anchorId="4E2E7F06">
-          <v:shapetype id="_x0000_t75" coordsize="21600,21600" o:spt="75" o:preferrelative="t" path="m@4@5l@4@11@9@11@9@5xe" filled="f" stroked="f">
-            <v:stroke joinstyle="miter"/>
-            <v:formulas>
-              <v:f eqn="if lineDrawn pixelLineWidth 0"/>
-              <v:f eqn="sum @0 1 0"/>
-              <v:f eqn="sum 0 0 @1"/>
-              <v:f eqn="prod @2 1 2"/>
-              <v:f eqn="prod @3 21600 pixelWidth"/>
-              <v:f eqn="prod @3 21600 pixelHeight"/>
-              <v:f eqn="sum @0 0 1"/>
-              <v:f eqn="prod @6 1 2"/>
-              <v:f eqn="prod @7 21600 pixelWidth"/>
-              <v:f eqn="sum @8 21600 0"/>
-              <v:f eqn="prod @7 21600 pixelHeight"/>
-              <v:f eqn="sum @10 21600 0"/>
-            </v:formulas>
-            <v:path o:extrusionok="f" gradientshapeok="t" o:connecttype="rect"/>
-            <o:lock v:ext="edit" aspectratio="t"/>
-          </v:shapetype>
-          <v:shape id="_x0000_i1027" type="#_x0000_t75" style="width:76.2pt;height:49.2pt" o:ole="">
-            <v:imagedata r:id="rId13" o:title=""/>
-          </v:shape>
-          <o:OLEObject Type="Embed" ProgID="Package" ShapeID="_x0000_i1027" DrawAspect="Icon" ObjectID="_1852775746" r:id="rId14"/>
-        </w:object>
+        <w:drawing>
+          <wp:inline distT="0" distB="0" distL="0" distR="0" wp14:anchorId="00F2BCB4" wp14:editId="7B3DFDF6">
+            <wp:extent cx="4549534" cy="6348010"/>
+            <wp:effectExtent l="0" t="0" r="3810" b="0"/>
+            <wp:docPr id="1367776102" name="Рисунок 1"/>
+            <wp:cNvGraphicFramePr>
+              <a:graphicFrameLocks xmlns:a="http://schemas.openxmlformats.org/drawingml/2006/main" noChangeAspect="1"/>
+            </wp:cNvGraphicFramePr>
+            <a:graphic xmlns:a="http://schemas.openxmlformats.org/drawingml/2006/main">
+              <a:graphicData uri="http://schemas.openxmlformats.org/drawingml/2006/picture">
+                <pic:pic xmlns:pic="http://schemas.openxmlformats.org/drawingml/2006/picture">
+                  <pic:nvPicPr>
+                    <pic:cNvPr id="1367776102" name=""/>
+                    <pic:cNvPicPr/>
+                  </pic:nvPicPr>
+                  <pic:blipFill>
+                    <a:blip r:embed="rId13"/>
+                    <a:stretch>
+                      <a:fillRect/>
+                    </a:stretch>
+                  </pic:blipFill>
+                  <pic:spPr>
+                    <a:xfrm>
+                      <a:off x="0" y="0"/>
+                      <a:ext cx="4549534" cy="6348010"/>
+                    </a:xfrm>
+                    <a:prstGeom prst="rect">
+                      <a:avLst/>
+                    </a:prstGeom>
+                  </pic:spPr>
+                </pic:pic>
+              </a:graphicData>
+            </a:graphic>
+          </wp:inline>
+        </w:drawing>
+      </w:r>
+    </w:p>
+    <w:p>
+      <w:pPr>
+        <w:spacing w:after="0" w:line="240" w:lineRule="auto"/>
+        <w:ind w:left="720"/>
+        <w:jc w:val="center"/>
+        <w:rPr>
+          <w:rFonts w:ascii="Times New Roman" w:eastAsia="Times New Roman" w:hAnsi="Times New Roman" w:cs="Times New Roman"/>
+          <w:sz w:val="24"/>
+          <w:szCs w:val="24"/>
+          <w:lang w:val="uk-UA"/>
+        </w:rPr>
+      </w:pPr>
+      <w:r>
+        <w:rPr>
+          <w:rFonts w:ascii="Times New Roman" w:eastAsia="Times New Roman" w:hAnsi="Times New Roman" w:cs="Times New Roman"/>
+          <w:sz w:val="24"/>
+          <w:szCs w:val="24"/>
+          <w:lang w:val="uk-UA"/>
+        </w:rPr>
+        <w:lastRenderedPageBreak/>
+        <w:drawing>
+          <wp:inline distT="0" distB="0" distL="0" distR="0" wp14:anchorId="01667A31" wp14:editId="536A6059">
+            <wp:extent cx="4206605" cy="6416596"/>
+            <wp:effectExtent l="0" t="0" r="3810" b="3810"/>
+            <wp:docPr id="61057014" name="Рисунок 1"/>
+            <wp:cNvGraphicFramePr>
+              <a:graphicFrameLocks xmlns:a="http://schemas.openxmlformats.org/drawingml/2006/main" noChangeAspect="1"/>
+            </wp:cNvGraphicFramePr>
+            <a:graphic xmlns:a="http://schemas.openxmlformats.org/drawingml/2006/main">
+              <a:graphicData uri="http://schemas.openxmlformats.org/drawingml/2006/picture">
+                <pic:pic xmlns:pic="http://schemas.openxmlformats.org/drawingml/2006/picture">
+                  <pic:nvPicPr>
+                    <pic:cNvPr id="61057014" name=""/>
+                    <pic:cNvPicPr/>
+                  </pic:nvPicPr>
+                  <pic:blipFill>
+                    <a:blip r:embed="rId14"/>
+                    <a:stretch>
+                      <a:fillRect/>
+                    </a:stretch>
+                  </pic:blipFill>
+                  <pic:spPr>
+                    <a:xfrm>
+                      <a:off x="0" y="0"/>
+                      <a:ext cx="4206605" cy="6416596"/>
+                    </a:xfrm>
+                    <a:prstGeom prst="rect">
+                      <a:avLst/>
+                    </a:prstGeom>
+                  </pic:spPr>
+                </pic:pic>
+              </a:graphicData>
+            </a:graphic>
+          </wp:inline>
+        </w:drawing>
+      </w:r>
+    </w:p>
+    <w:p>
+      <w:pPr>
+        <w:spacing w:after="0" w:line="240" w:lineRule="auto"/>
+        <w:ind w:left="720"/>
+        <w:jc w:val="center"/>
+        <w:rPr>
+          <w:rFonts w:ascii="Times New Roman" w:eastAsia="Times New Roman" w:hAnsi="Times New Roman" w:cs="Times New Roman"/>
+          <w:sz w:val="24"/>
+          <w:szCs w:val="24"/>
+          <w:lang w:val="uk-UA"/>
+        </w:rPr>
+      </w:pPr>
+    </w:p>
+    <w:p>
+      <w:pPr>
+        <w:spacing w:after="0" w:line="240" w:lineRule="auto"/>
+        <w:ind w:left="720"/>
+        <w:jc w:val="center"/>
+        <w:rPr>
+          <w:rFonts w:ascii="Times New Roman" w:eastAsia="Times New Roman" w:hAnsi="Times New Roman" w:cs="Times New Roman"/>
+          <w:sz w:val="24"/>
+          <w:szCs w:val="24"/>
+          <w:lang w:val="uk-UA"/>
+        </w:rPr>
+      </w:pPr>
+    </w:p>
+    <w:p>
+      <w:pPr>
+        <w:spacing w:after="0" w:line="240" w:lineRule="auto"/>
+        <w:ind w:left="720"/>
+        <w:jc w:val="center"/>
+        <w:rPr>
+          <w:rFonts w:ascii="Times New Roman" w:eastAsia="Times New Roman" w:hAnsi="Times New Roman" w:cs="Times New Roman"/>
+          <w:sz w:val="24"/>
+          <w:szCs w:val="24"/>
+          <w:lang w:val="uk-UA"/>
+        </w:rPr>
+      </w:pPr>
+    </w:p>
+    <w:p>
+      <w:pPr>
+        <w:spacing w:after="0" w:line="240" w:lineRule="auto"/>
+        <w:ind w:left="720"/>
+        <w:jc w:val="center"/>
+        <w:rPr>
+          <w:rFonts w:ascii="Times New Roman" w:eastAsia="Times New Roman" w:hAnsi="Times New Roman" w:cs="Times New Roman"/>
+          <w:sz w:val="24"/>
+          <w:szCs w:val="24"/>
+          <w:lang w:val="uk-UA"/>
+        </w:rPr>
+      </w:pPr>
+      <w:r>
+        <w:rPr>
+          <w:rFonts w:ascii="Times New Roman" w:eastAsia="Times New Roman" w:hAnsi="Times New Roman" w:cs="Times New Roman"/>
+          <w:sz w:val="24"/>
+          <w:szCs w:val="24"/>
+          <w:lang w:val="uk-UA"/>
+        </w:rPr>
+        <w:lastRenderedPageBreak/>
+        <w:drawing>
+          <wp:inline distT="0" distB="0" distL="0" distR="0" wp14:anchorId="3E9049A0" wp14:editId="56030D0B">
+            <wp:extent cx="6300470" cy="5918200"/>
+            <wp:effectExtent l="0" t="0" r="5080" b="6350"/>
+            <wp:docPr id="351147694" name="Рисунок 1"/>
+            <wp:cNvGraphicFramePr>
+              <a:graphicFrameLocks xmlns:a="http://schemas.openxmlformats.org/drawingml/2006/main" noChangeAspect="1"/>
+            </wp:cNvGraphicFramePr>
+            <a:graphic xmlns:a="http://schemas.openxmlformats.org/drawingml/2006/main">
+              <a:graphicData uri="http://schemas.openxmlformats.org/drawingml/2006/picture">
+                <pic:pic xmlns:pic="http://schemas.openxmlformats.org/drawingml/2006/picture">
+                  <pic:nvPicPr>
+                    <pic:cNvPr id="351147694" name=""/>
+                    <pic:cNvPicPr/>
+                  </pic:nvPicPr>
+                  <pic:blipFill>
+                    <a:blip r:embed="rId15"/>
+                    <a:stretch>
+                      <a:fillRect/>
+                    </a:stretch>
+                  </pic:blipFill>
+                  <pic:spPr>
+                    <a:xfrm>
+                      <a:off x="0" y="0"/>
+                      <a:ext cx="6300470" cy="5918200"/>
+                    </a:xfrm>
+                    <a:prstGeom prst="rect">
+                      <a:avLst/>
+                    </a:prstGeom>
+                  </pic:spPr>
+                </pic:pic>
+              </a:graphicData>
+            </a:graphic>
+          </wp:inline>
+        </w:drawing>
+      </w:r>
+      <w:r>
+        <w:rPr>
+          <w:rFonts w:ascii="Times New Roman" w:eastAsia="Times New Roman" w:hAnsi="Times New Roman" w:cs="Times New Roman"/>
+          <w:sz w:val="24"/>
+          <w:szCs w:val="24"/>
+          <w:lang w:val="uk-UA"/>
+        </w:rPr>
+        <w:lastRenderedPageBreak/>
+        <w:drawing>
+          <wp:inline distT="0" distB="0" distL="0" distR="0" wp14:anchorId="4AF14757" wp14:editId="254AAAC6">
+            <wp:extent cx="5692633" cy="6218459"/>
+            <wp:effectExtent l="0" t="0" r="3810" b="0"/>
+            <wp:docPr id="1317972079" name="Рисунок 1"/>
+            <wp:cNvGraphicFramePr>
+              <a:graphicFrameLocks xmlns:a="http://schemas.openxmlformats.org/drawingml/2006/main" noChangeAspect="1"/>
+            </wp:cNvGraphicFramePr>
+            <a:graphic xmlns:a="http://schemas.openxmlformats.org/drawingml/2006/main">
+              <a:graphicData uri="http://schemas.openxmlformats.org/drawingml/2006/picture">
+                <pic:pic xmlns:pic="http://schemas.openxmlformats.org/drawingml/2006/picture">
+                  <pic:nvPicPr>
+                    <pic:cNvPr id="1317972079" name=""/>
+                    <pic:cNvPicPr/>
+                  </pic:nvPicPr>
+                  <pic:blipFill>
+                    <a:blip r:embed="rId16"/>
+                    <a:stretch>
+                      <a:fillRect/>
+                    </a:stretch>
+                  </pic:blipFill>
+                  <pic:spPr>
+                    <a:xfrm>
+                      <a:off x="0" y="0"/>
+                      <a:ext cx="5692633" cy="6218459"/>
+                    </a:xfrm>
+                    <a:prstGeom prst="rect">
+                      <a:avLst/>
+                    </a:prstGeom>
+                  </pic:spPr>
+                </pic:pic>
+              </a:graphicData>
+            </a:graphic>
+          </wp:inline>
+        </w:drawing>
       </w:r>
     </w:p>
     <w:p>
@@ -4446,7 +4654,15 @@
           <w:ilvl w:val="0"/>
           <w:numId w:val="9"/>
         </w:numPr>
+        <w:spacing w:after="0"/>
         <w:jc w:val="center"/>
+        <w:rPr>
+          <w:rFonts w:ascii="Times New Roman" w:eastAsia="Times New Roman" w:hAnsi="Times New Roman" w:cs="Times New Roman"/>
+          <w:sz w:val="24"/>
+          <w:szCs w:val="24"/>
+        </w:rPr>
+      </w:pPr>
+      <w:r>
         <w:rPr>
           <w:rFonts w:ascii="Times New Roman" w:eastAsia="Times New Roman" w:hAnsi="Times New Roman" w:cs="Times New Roman"/>
           <w:i/>
@@ -4455,16 +4671,6 @@
           <w:sz w:val="20"/>
           <w:szCs w:val="20"/>
         </w:rPr>
-      </w:pPr>
-      <w:r>
-        <w:rPr>
-          <w:rFonts w:ascii="Times New Roman" w:eastAsia="Times New Roman" w:hAnsi="Times New Roman" w:cs="Times New Roman"/>
-          <w:i/>
-          <w:iCs/>
-          <w:color w:val="548DD4"/>
-          <w:sz w:val="20"/>
-          <w:szCs w:val="20"/>
-        </w:rPr>
         <w:t>Блок - схема до практичної задачі</w:t>
       </w:r>
     </w:p>
@@ -4478,25 +4684,11 @@
         </w:rPr>
       </w:pPr>
       <w:r>
-        <w:br w:type="page"/>
-      </w:r>
-    </w:p>
-    <w:p>
-      <w:pPr>
-        <w:spacing w:after="0"/>
-        <w:rPr>
-          <w:rFonts w:ascii="Times New Roman" w:eastAsia="Times New Roman" w:hAnsi="Times New Roman" w:cs="Times New Roman"/>
-          <w:sz w:val="24"/>
-          <w:szCs w:val="24"/>
-        </w:rPr>
-      </w:pPr>
-      <w:r>
-        <w:rPr>
-          <w:rFonts w:ascii="Times New Roman" w:eastAsia="Times New Roman" w:hAnsi="Times New Roman" w:cs="Times New Roman"/>
-          <w:sz w:val="24"/>
-          <w:szCs w:val="24"/>
-        </w:rPr>
-        <w:lastRenderedPageBreak/>
+        <w:rPr>
+          <w:rFonts w:ascii="Times New Roman" w:eastAsia="Times New Roman" w:hAnsi="Times New Roman" w:cs="Times New Roman"/>
+          <w:sz w:val="24"/>
+          <w:szCs w:val="24"/>
+        </w:rPr>
         <w:t xml:space="preserve">Програма №2 </w:t>
       </w:r>
       <w:proofErr w:type="spellStart"/>
@@ -4612,6 +4804,7 @@
           <w:sz w:val="24"/>
           <w:szCs w:val="24"/>
         </w:rPr>
+        <w:lastRenderedPageBreak/>
         <w:drawing>
           <wp:inline distT="0" distB="0" distL="0" distR="0" wp14:anchorId="3D9D15B1" wp14:editId="4E55FFF1">
             <wp:extent cx="4315904" cy="6131506"/>
@@ -4626,7 +4819,7 @@
                     <pic:cNvPicPr preferRelativeResize="0"/>
                   </pic:nvPicPr>
                   <pic:blipFill>
-                    <a:blip r:embed="rId15"/>
+                    <a:blip r:embed="rId17"/>
                     <a:srcRect/>
                     <a:stretch>
                       <a:fillRect/>
@@ -4680,7 +4873,7 @@
                     <pic:cNvPicPr preferRelativeResize="0"/>
                   </pic:nvPicPr>
                   <pic:blipFill>
-                    <a:blip r:embed="rId16"/>
+                    <a:blip r:embed="rId18"/>
                     <a:srcRect/>
                     <a:stretch>
                       <a:fillRect/>
@@ -23298,7 +23491,7 @@
                     <pic:cNvPicPr preferRelativeResize="0"/>
                   </pic:nvPicPr>
                   <pic:blipFill>
-                    <a:blip r:embed="rId17"/>
+                    <a:blip r:embed="rId19"/>
                     <a:srcRect l="1271" t="2216" b="5548"/>
                     <a:stretch>
                       <a:fillRect/>
@@ -32104,7 +32297,7 @@
                     <pic:cNvPicPr preferRelativeResize="0"/>
                   </pic:nvPicPr>
                   <pic:blipFill>
-                    <a:blip r:embed="rId18"/>
+                    <a:blip r:embed="rId20"/>
                     <a:srcRect/>
                     <a:stretch>
                       <a:fillRect/>
@@ -32185,7 +32378,7 @@
                     <pic:cNvPicPr preferRelativeResize="0"/>
                   </pic:nvPicPr>
                   <pic:blipFill>
-                    <a:blip r:embed="rId19"/>
+                    <a:blip r:embed="rId21"/>
                     <a:srcRect/>
                     <a:stretch>
                       <a:fillRect/>
@@ -32360,7 +32553,7 @@
                     <pic:cNvPicPr preferRelativeResize="0"/>
                   </pic:nvPicPr>
                   <pic:blipFill>
-                    <a:blip r:embed="rId20"/>
+                    <a:blip r:embed="rId22"/>
                     <a:srcRect/>
                     <a:stretch>
                       <a:fillRect/>
@@ -32548,7 +32741,7 @@
                     <pic:cNvPicPr preferRelativeResize="0"/>
                   </pic:nvPicPr>
                   <pic:blipFill>
-                    <a:blip r:embed="rId21"/>
+                    <a:blip r:embed="rId23"/>
                     <a:srcRect/>
                     <a:stretch>
                       <a:fillRect/>
@@ -32742,7 +32935,7 @@
                     <pic:cNvPicPr preferRelativeResize="0"/>
                   </pic:nvPicPr>
                   <pic:blipFill>
-                    <a:blip r:embed="rId22"/>
+                    <a:blip r:embed="rId24"/>
                     <a:srcRect/>
                     <a:stretch>
                       <a:fillRect/>
@@ -32825,7 +33018,7 @@
                     <pic:cNvPicPr preferRelativeResize="0"/>
                   </pic:nvPicPr>
                   <pic:blipFill>
-                    <a:blip r:embed="rId23"/>
+                    <a:blip r:embed="rId25"/>
                     <a:srcRect/>
                     <a:stretch>
                       <a:fillRect/>
@@ -32987,7 +33180,7 @@
                     <pic:cNvPicPr preferRelativeResize="0"/>
                   </pic:nvPicPr>
                   <pic:blipFill>
-                    <a:blip r:embed="rId24"/>
+                    <a:blip r:embed="rId26"/>
                     <a:srcRect/>
                     <a:stretch>
                       <a:fillRect/>
@@ -33155,7 +33348,7 @@
                     <pic:cNvPicPr preferRelativeResize="0"/>
                   </pic:nvPicPr>
                   <pic:blipFill>
-                    <a:blip r:embed="rId25"/>
+                    <a:blip r:embed="rId27"/>
                     <a:srcRect/>
                     <a:stretch>
                       <a:fillRect/>
@@ -33330,7 +33523,7 @@
                     <pic:cNvPicPr preferRelativeResize="0"/>
                   </pic:nvPicPr>
                   <pic:blipFill>
-                    <a:blip r:embed="rId26"/>
+                    <a:blip r:embed="rId28"/>
                     <a:srcRect/>
                     <a:stretch>
                       <a:fillRect/>
@@ -33426,7 +33619,7 @@
                     <pic:cNvPicPr preferRelativeResize="0"/>
                   </pic:nvPicPr>
                   <pic:blipFill>
-                    <a:blip r:embed="rId27"/>
+                    <a:blip r:embed="rId29"/>
                     <a:srcRect/>
                     <a:stretch>
                       <a:fillRect/>
@@ -33480,10 +33673,6 @@
     </w:p>
     <w:p>
       <w:pPr>
-        <w:pStyle w:val="1"/>
-        <w:keepNext w:val="0"/>
-        <w:keepLines w:val="0"/>
-        <w:spacing w:before="480" w:after="120" w:line="360" w:lineRule="auto"/>
         <w:rPr>
           <w:rFonts w:ascii="Times New Roman" w:eastAsia="Times New Roman" w:hAnsi="Times New Roman" w:cs="Times New Roman"/>
           <w:b/>
@@ -33504,6 +33693,34 @@
           <w:sz w:val="46"/>
           <w:szCs w:val="46"/>
         </w:rPr>
+        <w:br w:type="page"/>
+      </w:r>
+    </w:p>
+    <w:p>
+      <w:pPr>
+        <w:pStyle w:val="1"/>
+        <w:keepNext w:val="0"/>
+        <w:keepLines w:val="0"/>
+        <w:spacing w:before="480" w:after="120" w:line="360" w:lineRule="auto"/>
+        <w:rPr>
+          <w:rFonts w:ascii="Times New Roman" w:eastAsia="Times New Roman" w:hAnsi="Times New Roman" w:cs="Times New Roman"/>
+          <w:b/>
+          <w:bCs/>
+          <w:color w:val="000000"/>
+          <w:sz w:val="46"/>
+          <w:szCs w:val="46"/>
+        </w:rPr>
+      </w:pPr>
+      <w:r>
+        <w:rPr>
+          <w:rFonts w:ascii="Times New Roman" w:eastAsia="Times New Roman" w:hAnsi="Times New Roman" w:cs="Times New Roman"/>
+          <w:b/>
+          <w:bCs/>
+          <w:color w:val="000000"/>
+          <w:sz w:val="46"/>
+          <w:szCs w:val="46"/>
+        </w:rPr>
+        <w:lastRenderedPageBreak/>
         <w:t>Висновки:</w:t>
       </w:r>
     </w:p>
@@ -33522,7 +33739,6 @@
           <w:sz w:val="24"/>
           <w:szCs w:val="24"/>
         </w:rPr>
-        <w:lastRenderedPageBreak/>
         <w:t>Під час виконання лабораторної та практичної роботи я досяг таких результатів:</w:t>
       </w:r>
     </w:p>
@@ -33833,8 +34049,8 @@
       </w:pPr>
     </w:p>
     <w:sectPr>
-      <w:footerReference w:type="default" r:id="rId28"/>
-      <w:footerReference w:type="first" r:id="rId29"/>
+      <w:footerReference w:type="default" r:id="rId30"/>
+      <w:footerReference w:type="first" r:id="rId31"/>
       <w:pgSz w:w="11906" w:h="16838"/>
       <w:pgMar w:top="1134" w:right="850" w:bottom="1134" w:left="1134" w:header="708" w:footer="708" w:gutter="0"/>
       <w:pgNumType w:start="1"/>
